--- a/DataBaseTech/5 SELECT command with JOINS.docx
+++ b/DataBaseTech/5 SELECT command with JOINS.docx
@@ -27,17 +27,7 @@
           <w:sz w:val="26"/>
           <w:szCs w:val="26"/>
         </w:rPr>
-        <w:t xml:space="preserve">Display Name of the salesperson, customer name and </w:t>
-      </w:r>
-      <w:bookmarkStart w:id="0" w:name="_GoBack"/>
-      <w:r>
-        <w:rPr>
-          <w:rFonts w:ascii="Cambria" w:hAnsi="Cambria"/>
-          <w:i/>
-          <w:sz w:val="26"/>
-          <w:szCs w:val="26"/>
-        </w:rPr>
-        <w:t xml:space="preserve">amount of sales. </w:t>
+        <w:t xml:space="preserve">Display Name of the salesperson, customer name and amount of sales. </w:t>
       </w:r>
     </w:p>
     <w:p>
@@ -50,8 +40,88 @@
           <w:szCs w:val="26"/>
         </w:rPr>
       </w:pPr>
+      <w:r>
+        <w:rPr>
+          <w:rFonts w:ascii="Cambria" w:hAnsi="Cambria"/>
+          <w:i/>
+          <w:sz w:val="26"/>
+          <w:szCs w:val="26"/>
+          <w:highlight w:val="yellow"/>
+        </w:rPr>
+        <w:t>Answer:</w:t>
+      </w:r>
+      <w:r>
+        <w:rPr>
+          <w:highlight w:val="yellow"/>
+        </w:rPr>
+        <w:t xml:space="preserve"> </w:t>
+      </w:r>
+      <w:r>
+        <w:rPr>
+          <w:rFonts w:ascii="Cambria" w:hAnsi="Cambria"/>
+          <w:i/>
+          <w:sz w:val="26"/>
+          <w:szCs w:val="26"/>
+          <w:highlight w:val="yellow"/>
+        </w:rPr>
+        <w:t xml:space="preserve">  SELECT REPID AS Salesperson, CUSTNAME AS Customer, </w:t>
+      </w:r>
+      <w:proofErr w:type="gramStart"/>
+      <w:r>
+        <w:rPr>
+          <w:rFonts w:ascii="Cambria" w:hAnsi="Cambria"/>
+          <w:i/>
+          <w:sz w:val="26"/>
+          <w:szCs w:val="26"/>
+          <w:highlight w:val="yellow"/>
+        </w:rPr>
+        <w:t>AMOUNT</w:t>
+      </w:r>
+      <w:proofErr w:type="gramEnd"/>
+      <w:r>
+        <w:rPr>
+          <w:rFonts w:ascii="Cambria" w:hAnsi="Cambria"/>
+          <w:i/>
+          <w:sz w:val="26"/>
+          <w:szCs w:val="26"/>
+          <w:highlight w:val="yellow"/>
+        </w:rPr>
+        <w:t xml:space="preserve"> AS </w:t>
+      </w:r>
+      <w:proofErr w:type="spellStart"/>
+      <w:r>
+        <w:rPr>
+          <w:rFonts w:ascii="Cambria" w:hAnsi="Cambria"/>
+          <w:i/>
+          <w:sz w:val="26"/>
+          <w:szCs w:val="26"/>
+          <w:highlight w:val="yellow"/>
+        </w:rPr>
+        <w:t>SalesAmount</w:t>
+      </w:r>
+      <w:proofErr w:type="spellEnd"/>
+      <w:r>
+        <w:rPr>
+          <w:rFonts w:ascii="Cambria" w:hAnsi="Cambria"/>
+          <w:i/>
+          <w:sz w:val="26"/>
+          <w:szCs w:val="26"/>
+          <w:highlight w:val="yellow"/>
+        </w:rPr>
+        <w:t xml:space="preserve"> FROM sales;</w:t>
+      </w:r>
     </w:p>
-    <w:bookmarkEnd w:id="0"/>
+    <w:p>
+      <w:pPr>
+        <w:ind w:left="405"/>
+        <w:rPr>
+          <w:rFonts w:ascii="Cambria" w:hAnsi="Cambria"/>
+          <w:i/>
+          <w:sz w:val="26"/>
+          <w:szCs w:val="26"/>
+        </w:rPr>
+      </w:pPr>
+    </w:p>
     <w:p>
       <w:pPr>
         <w:numPr>
@@ -82,17 +152,198 @@
     </w:p>
     <w:p>
       <w:pPr>
-        <w:pStyle w:val="ListParagraph"/>
-        <w:rPr>
-          <w:rFonts w:ascii="Cambria" w:hAnsi="Cambria"/>
-          <w:i/>
-          <w:sz w:val="26"/>
-          <w:szCs w:val="26"/>
-        </w:rPr>
-      </w:pPr>
+        <w:ind w:left="405"/>
+        <w:rPr>
+          <w:rFonts w:ascii="Cambria" w:hAnsi="Cambria"/>
+          <w:i/>
+          <w:sz w:val="26"/>
+          <w:szCs w:val="26"/>
+        </w:rPr>
+      </w:pPr>
+      <w:r>
+        <w:rPr>
+          <w:rFonts w:ascii="Cambria" w:hAnsi="Cambria"/>
+          <w:i/>
+          <w:sz w:val="26"/>
+          <w:szCs w:val="26"/>
+          <w:highlight w:val="yellow"/>
+        </w:rPr>
+        <w:t>A</w:t>
+      </w:r>
+      <w:r>
+        <w:rPr>
+          <w:rFonts w:ascii="Cambria" w:hAnsi="Cambria"/>
+          <w:i/>
+          <w:sz w:val="26"/>
+          <w:szCs w:val="26"/>
+          <w:highlight w:val="yellow"/>
+        </w:rPr>
+        <w:t>nswer:</w:t>
+      </w:r>
+      <w:r>
+        <w:rPr>
+          <w:highlight w:val="yellow"/>
+        </w:rPr>
+        <w:t xml:space="preserve"> </w:t>
+      </w:r>
+      <w:r>
+        <w:rPr>
+          <w:rFonts w:ascii="Cambria" w:hAnsi="Cambria"/>
+          <w:i/>
+          <w:sz w:val="26"/>
+          <w:szCs w:val="26"/>
+          <w:highlight w:val="yellow"/>
+        </w:rPr>
+        <w:t xml:space="preserve"> select </w:t>
+      </w:r>
+      <w:proofErr w:type="spellStart"/>
+      <w:r>
+        <w:rPr>
+          <w:rFonts w:ascii="Cambria" w:hAnsi="Cambria"/>
+          <w:i/>
+          <w:sz w:val="26"/>
+          <w:szCs w:val="26"/>
+          <w:highlight w:val="yellow"/>
+        </w:rPr>
+        <w:t>e.ename</w:t>
+      </w:r>
+      <w:proofErr w:type="spellEnd"/>
+      <w:r>
+        <w:rPr>
+          <w:rFonts w:ascii="Cambria" w:hAnsi="Cambria"/>
+          <w:i/>
+          <w:sz w:val="26"/>
+          <w:szCs w:val="26"/>
+          <w:highlight w:val="yellow"/>
+        </w:rPr>
+        <w:t xml:space="preserve"> as employee, </w:t>
+      </w:r>
+      <w:proofErr w:type="spellStart"/>
+      <w:r>
+        <w:rPr>
+          <w:rFonts w:ascii="Cambria" w:hAnsi="Cambria"/>
+          <w:i/>
+          <w:sz w:val="26"/>
+          <w:szCs w:val="26"/>
+          <w:highlight w:val="yellow"/>
+        </w:rPr>
+        <w:t>m.ename</w:t>
+      </w:r>
+      <w:proofErr w:type="spellEnd"/>
+      <w:r>
+        <w:rPr>
+          <w:rFonts w:ascii="Cambria" w:hAnsi="Cambria"/>
+          <w:i/>
+          <w:sz w:val="26"/>
+          <w:szCs w:val="26"/>
+          <w:highlight w:val="yellow"/>
+        </w:rPr>
+        <w:t xml:space="preserve"> as manager from </w:t>
+      </w:r>
+      <w:proofErr w:type="spellStart"/>
+      <w:proofErr w:type="gramStart"/>
+      <w:r>
+        <w:rPr>
+          <w:rFonts w:ascii="Cambria" w:hAnsi="Cambria"/>
+          <w:i/>
+          <w:sz w:val="26"/>
+          <w:szCs w:val="26"/>
+          <w:highlight w:val="yellow"/>
+        </w:rPr>
+        <w:t>emp</w:t>
+      </w:r>
+      <w:proofErr w:type="spellEnd"/>
+      <w:proofErr w:type="gramEnd"/>
+      <w:r>
+        <w:rPr>
+          <w:rFonts w:ascii="Cambria" w:hAnsi="Cambria"/>
+          <w:i/>
+          <w:sz w:val="26"/>
+          <w:szCs w:val="26"/>
+          <w:highlight w:val="yellow"/>
+        </w:rPr>
+        <w:t xml:space="preserve"> e join </w:t>
+      </w:r>
+      <w:proofErr w:type="spellStart"/>
+      <w:r>
+        <w:rPr>
+          <w:rFonts w:ascii="Cambria" w:hAnsi="Cambria"/>
+          <w:i/>
+          <w:sz w:val="26"/>
+          <w:szCs w:val="26"/>
+          <w:highlight w:val="yellow"/>
+        </w:rPr>
+        <w:t>emp</w:t>
+      </w:r>
+      <w:proofErr w:type="spellEnd"/>
+      <w:r>
+        <w:rPr>
+          <w:rFonts w:ascii="Cambria" w:hAnsi="Cambria"/>
+          <w:i/>
+          <w:sz w:val="26"/>
+          <w:szCs w:val="26"/>
+          <w:highlight w:val="yellow"/>
+        </w:rPr>
+        <w:t xml:space="preserve"> m on </w:t>
+      </w:r>
+      <w:proofErr w:type="spellStart"/>
+      <w:r>
+        <w:rPr>
+          <w:rFonts w:ascii="Cambria" w:hAnsi="Cambria"/>
+          <w:i/>
+          <w:sz w:val="26"/>
+          <w:szCs w:val="26"/>
+          <w:highlight w:val="yellow"/>
+        </w:rPr>
+        <w:t>e.mgr</w:t>
+      </w:r>
+      <w:proofErr w:type="spellEnd"/>
+      <w:r>
+        <w:rPr>
+          <w:rFonts w:ascii="Cambria" w:hAnsi="Cambria"/>
+          <w:i/>
+          <w:sz w:val="26"/>
+          <w:szCs w:val="26"/>
+          <w:highlight w:val="yellow"/>
+        </w:rPr>
+        <w:t>=</w:t>
+      </w:r>
+      <w:proofErr w:type="spellStart"/>
+      <w:r>
+        <w:rPr>
+          <w:rFonts w:ascii="Cambria" w:hAnsi="Cambria"/>
+          <w:i/>
+          <w:sz w:val="26"/>
+          <w:szCs w:val="26"/>
+          <w:highlight w:val="yellow"/>
+        </w:rPr>
+        <w:t>m.empno</w:t>
+      </w:r>
+      <w:proofErr w:type="spellEnd"/>
+      <w:r>
+        <w:rPr>
+          <w:rFonts w:ascii="Cambria" w:hAnsi="Cambria"/>
+          <w:i/>
+          <w:sz w:val="26"/>
+          <w:szCs w:val="26"/>
+          <w:highlight w:val="yellow"/>
+        </w:rPr>
+        <w:t>;</w:t>
+      </w:r>
     </w:p>
     <w:p>
       <w:pPr>
+        <w:pStyle w:val="ListParagraph"/>
+        <w:rPr>
+          <w:rFonts w:ascii="Cambria" w:hAnsi="Cambria"/>
+          <w:i/>
+          <w:sz w:val="26"/>
+          <w:szCs w:val="26"/>
+        </w:rPr>
+      </w:pPr>
+    </w:p>
+    <w:p>
+      <w:pPr>
         <w:ind w:left="405"/>
         <w:rPr>
           <w:rFonts w:ascii="Cambria" w:hAnsi="Cambria"/>
@@ -101,15 +352,6 @@
           <w:szCs w:val="26"/>
         </w:rPr>
       </w:pPr>
-      <w:r>
-        <w:rPr>
-          <w:rFonts w:ascii="Cambria" w:hAnsi="Cambria"/>
-          <w:i/>
-          <w:sz w:val="26"/>
-          <w:szCs w:val="26"/>
-        </w:rPr>
-        <w:t>.</w:t>
-      </w:r>
     </w:p>
     <w:p>
       <w:pPr>
@@ -155,9 +397,207 @@
           <w:i/>
           <w:sz w:val="26"/>
           <w:szCs w:val="26"/>
+          <w:highlight w:val="yellow"/>
+        </w:rPr>
+        <w:t>A</w:t>
+      </w:r>
+      <w:r>
+        <w:rPr>
+          <w:rFonts w:ascii="Cambria" w:hAnsi="Cambria"/>
+          <w:i/>
+          <w:sz w:val="26"/>
+          <w:szCs w:val="26"/>
+          <w:highlight w:val="yellow"/>
+        </w:rPr>
+        <w:t>nswer:</w:t>
+      </w:r>
+      <w:r>
+        <w:rPr>
+          <w:rFonts w:ascii="Cambria" w:hAnsi="Cambria"/>
+          <w:i/>
+          <w:sz w:val="26"/>
+          <w:szCs w:val="26"/>
+          <w:highlight w:val="yellow"/>
         </w:rPr>
         <w:t xml:space="preserve"> </w:t>
       </w:r>
+      <w:r>
+        <w:rPr>
+          <w:rFonts w:ascii="Cambria" w:hAnsi="Cambria"/>
+          <w:i/>
+          <w:sz w:val="26"/>
+          <w:szCs w:val="26"/>
+          <w:highlight w:val="yellow"/>
+        </w:rPr>
+        <w:t xml:space="preserve"> select </w:t>
+      </w:r>
+      <w:proofErr w:type="spellStart"/>
+      <w:r>
+        <w:rPr>
+          <w:rFonts w:ascii="Cambria" w:hAnsi="Cambria"/>
+          <w:i/>
+          <w:sz w:val="26"/>
+          <w:szCs w:val="26"/>
+          <w:highlight w:val="yellow"/>
+        </w:rPr>
+        <w:t>d.deptno</w:t>
+      </w:r>
+      <w:proofErr w:type="spellEnd"/>
+      <w:r>
+        <w:rPr>
+          <w:rFonts w:ascii="Cambria" w:hAnsi="Cambria"/>
+          <w:i/>
+          <w:sz w:val="26"/>
+          <w:szCs w:val="26"/>
+          <w:highlight w:val="yellow"/>
+        </w:rPr>
+        <w:t xml:space="preserve">, </w:t>
+      </w:r>
+      <w:proofErr w:type="spellStart"/>
+      <w:r>
+        <w:rPr>
+          <w:rFonts w:ascii="Cambria" w:hAnsi="Cambria"/>
+          <w:i/>
+          <w:sz w:val="26"/>
+          <w:szCs w:val="26"/>
+          <w:highlight w:val="yellow"/>
+        </w:rPr>
+        <w:t>d.dname</w:t>
+      </w:r>
+      <w:proofErr w:type="spellEnd"/>
+      <w:r>
+        <w:rPr>
+          <w:rFonts w:ascii="Cambria" w:hAnsi="Cambria"/>
+          <w:i/>
+          <w:sz w:val="26"/>
+          <w:szCs w:val="26"/>
+          <w:highlight w:val="yellow"/>
+        </w:rPr>
+        <w:t xml:space="preserve">, </w:t>
+      </w:r>
+      <w:proofErr w:type="spellStart"/>
+      <w:r>
+        <w:rPr>
+          <w:rFonts w:ascii="Cambria" w:hAnsi="Cambria"/>
+          <w:i/>
+          <w:sz w:val="26"/>
+          <w:szCs w:val="26"/>
+          <w:highlight w:val="yellow"/>
+        </w:rPr>
+        <w:t>e.ename</w:t>
+      </w:r>
+      <w:proofErr w:type="spellEnd"/>
+      <w:r>
+        <w:rPr>
+          <w:rFonts w:ascii="Cambria" w:hAnsi="Cambria"/>
+          <w:i/>
+          <w:sz w:val="26"/>
+          <w:szCs w:val="26"/>
+          <w:highlight w:val="yellow"/>
+        </w:rPr>
+        <w:t xml:space="preserve"> from </w:t>
+      </w:r>
+      <w:proofErr w:type="spellStart"/>
+      <w:r>
+        <w:rPr>
+          <w:rFonts w:ascii="Cambria" w:hAnsi="Cambria"/>
+          <w:i/>
+          <w:sz w:val="26"/>
+          <w:szCs w:val="26"/>
+          <w:highlight w:val="yellow"/>
+        </w:rPr>
+        <w:t>dept</w:t>
+      </w:r>
+      <w:proofErr w:type="spellEnd"/>
+      <w:r>
+        <w:rPr>
+          <w:rFonts w:ascii="Cambria" w:hAnsi="Cambria"/>
+          <w:i/>
+          <w:sz w:val="26"/>
+          <w:szCs w:val="26"/>
+          <w:highlight w:val="yellow"/>
+        </w:rPr>
+        <w:t xml:space="preserve"> d join </w:t>
+      </w:r>
+      <w:proofErr w:type="spellStart"/>
+      <w:proofErr w:type="gramStart"/>
+      <w:r>
+        <w:rPr>
+          <w:rFonts w:ascii="Cambria" w:hAnsi="Cambria"/>
+          <w:i/>
+          <w:sz w:val="26"/>
+          <w:szCs w:val="26"/>
+          <w:highlight w:val="yellow"/>
+        </w:rPr>
+        <w:t>emp</w:t>
+      </w:r>
+      <w:proofErr w:type="spellEnd"/>
+      <w:proofErr w:type="gramEnd"/>
+      <w:r>
+        <w:rPr>
+          <w:rFonts w:ascii="Cambria" w:hAnsi="Cambria"/>
+          <w:i/>
+          <w:sz w:val="26"/>
+          <w:szCs w:val="26"/>
+          <w:highlight w:val="yellow"/>
+        </w:rPr>
+        <w:t xml:space="preserve"> e on </w:t>
+      </w:r>
+      <w:proofErr w:type="spellStart"/>
+      <w:r>
+        <w:rPr>
+          <w:rFonts w:ascii="Cambria" w:hAnsi="Cambria"/>
+          <w:i/>
+          <w:sz w:val="26"/>
+          <w:szCs w:val="26"/>
+          <w:highlight w:val="yellow"/>
+        </w:rPr>
+        <w:t>d.deptno</w:t>
+      </w:r>
+      <w:proofErr w:type="spellEnd"/>
+      <w:r>
+        <w:rPr>
+          <w:rFonts w:ascii="Cambria" w:hAnsi="Cambria"/>
+          <w:i/>
+          <w:sz w:val="26"/>
+          <w:szCs w:val="26"/>
+          <w:highlight w:val="yellow"/>
+        </w:rPr>
+        <w:t>=</w:t>
+      </w:r>
+      <w:proofErr w:type="spellStart"/>
+      <w:r>
+        <w:rPr>
+          <w:rFonts w:ascii="Cambria" w:hAnsi="Cambria"/>
+          <w:i/>
+          <w:sz w:val="26"/>
+          <w:szCs w:val="26"/>
+          <w:highlight w:val="yellow"/>
+        </w:rPr>
+        <w:t>e.deptno</w:t>
+      </w:r>
+      <w:proofErr w:type="spellEnd"/>
+      <w:r>
+        <w:rPr>
+          <w:rFonts w:ascii="Cambria" w:hAnsi="Cambria"/>
+          <w:i/>
+          <w:sz w:val="26"/>
+          <w:szCs w:val="26"/>
+          <w:highlight w:val="yellow"/>
+        </w:rPr>
+        <w:t>;</w:t>
+      </w:r>
+    </w:p>
+    <w:p>
+      <w:pPr>
+        <w:ind w:left="405"/>
+        <w:rPr>
+          <w:rFonts w:ascii="Cambria" w:hAnsi="Cambria"/>
+          <w:i/>
+          <w:sz w:val="26"/>
+          <w:szCs w:val="26"/>
+        </w:rPr>
+      </w:pPr>
     </w:p>
     <w:p>
       <w:pPr>
@@ -184,8 +624,298 @@
           <w:sz w:val="26"/>
           <w:szCs w:val="26"/>
         </w:rPr>
-        <w:t>Display all customer names with their order details (order number and ship date) for the orders shipped in 1987.</w:t>
-      </w:r>
+        <w:t>Display all customer names with their order details (order number and ship date) for the orders shipped in 1987</w:t>
+      </w:r>
+    </w:p>
+    <w:p>
+      <w:pPr>
+        <w:ind w:left="45"/>
+        <w:rPr>
+          <w:rFonts w:ascii="Cambria" w:hAnsi="Cambria"/>
+          <w:i/>
+          <w:sz w:val="26"/>
+          <w:szCs w:val="26"/>
+        </w:rPr>
+      </w:pPr>
+      <w:r>
+        <w:rPr>
+          <w:rFonts w:ascii="Cambria" w:hAnsi="Cambria"/>
+          <w:i/>
+          <w:sz w:val="26"/>
+          <w:szCs w:val="26"/>
+          <w:highlight w:val="yellow"/>
+        </w:rPr>
+        <w:t>A</w:t>
+      </w:r>
+      <w:r>
+        <w:rPr>
+          <w:rFonts w:ascii="Cambria" w:hAnsi="Cambria"/>
+          <w:i/>
+          <w:sz w:val="26"/>
+          <w:szCs w:val="26"/>
+          <w:highlight w:val="yellow"/>
+        </w:rPr>
+        <w:t>nswer:</w:t>
+      </w:r>
+      <w:r>
+        <w:rPr>
+          <w:highlight w:val="yellow"/>
+        </w:rPr>
+        <w:t xml:space="preserve"> </w:t>
+      </w:r>
+      <w:r>
+        <w:rPr>
+          <w:rFonts w:ascii="Cambria" w:hAnsi="Cambria"/>
+          <w:i/>
+          <w:sz w:val="26"/>
+          <w:szCs w:val="26"/>
+          <w:highlight w:val="yellow"/>
+        </w:rPr>
+        <w:t xml:space="preserve">select </w:t>
+      </w:r>
+      <w:proofErr w:type="spellStart"/>
+      <w:r>
+        <w:rPr>
+          <w:rFonts w:ascii="Cambria" w:hAnsi="Cambria"/>
+          <w:i/>
+          <w:sz w:val="26"/>
+          <w:szCs w:val="26"/>
+          <w:highlight w:val="yellow"/>
+        </w:rPr>
+        <w:t>c.custname</w:t>
+      </w:r>
+      <w:proofErr w:type="spellEnd"/>
+      <w:r>
+        <w:rPr>
+          <w:rFonts w:ascii="Cambria" w:hAnsi="Cambria"/>
+          <w:i/>
+          <w:sz w:val="26"/>
+          <w:szCs w:val="26"/>
+          <w:highlight w:val="yellow"/>
+        </w:rPr>
+        <w:t xml:space="preserve">, </w:t>
+      </w:r>
+      <w:proofErr w:type="spellStart"/>
+      <w:r>
+        <w:rPr>
+          <w:rFonts w:ascii="Cambria" w:hAnsi="Cambria"/>
+          <w:i/>
+          <w:sz w:val="26"/>
+          <w:szCs w:val="26"/>
+          <w:highlight w:val="yellow"/>
+        </w:rPr>
+        <w:t>o.onum</w:t>
+      </w:r>
+      <w:proofErr w:type="spellEnd"/>
+      <w:r>
+        <w:rPr>
+          <w:rFonts w:ascii="Cambria" w:hAnsi="Cambria"/>
+          <w:i/>
+          <w:sz w:val="26"/>
+          <w:szCs w:val="26"/>
+          <w:highlight w:val="yellow"/>
+        </w:rPr>
+        <w:t xml:space="preserve"> as </w:t>
+      </w:r>
+      <w:proofErr w:type="spellStart"/>
+      <w:r>
+        <w:rPr>
+          <w:rFonts w:ascii="Cambria" w:hAnsi="Cambria"/>
+          <w:i/>
+          <w:sz w:val="26"/>
+          <w:szCs w:val="26"/>
+          <w:highlight w:val="yellow"/>
+        </w:rPr>
+        <w:t>orderno</w:t>
+      </w:r>
+      <w:proofErr w:type="spellEnd"/>
+      <w:r>
+        <w:rPr>
+          <w:rFonts w:ascii="Cambria" w:hAnsi="Cambria"/>
+          <w:i/>
+          <w:sz w:val="26"/>
+          <w:szCs w:val="26"/>
+          <w:highlight w:val="yellow"/>
+        </w:rPr>
+        <w:t xml:space="preserve">, </w:t>
+      </w:r>
+      <w:proofErr w:type="spellStart"/>
+      <w:r>
+        <w:rPr>
+          <w:rFonts w:ascii="Cambria" w:hAnsi="Cambria"/>
+          <w:i/>
+          <w:sz w:val="26"/>
+          <w:szCs w:val="26"/>
+          <w:highlight w:val="yellow"/>
+        </w:rPr>
+        <w:t>o.odate</w:t>
+      </w:r>
+      <w:proofErr w:type="spellEnd"/>
+      <w:r>
+        <w:rPr>
+          <w:rFonts w:ascii="Cambria" w:hAnsi="Cambria"/>
+          <w:i/>
+          <w:sz w:val="26"/>
+          <w:szCs w:val="26"/>
+          <w:highlight w:val="yellow"/>
+        </w:rPr>
+        <w:t xml:space="preserve"> as </w:t>
+      </w:r>
+      <w:proofErr w:type="spellStart"/>
+      <w:r>
+        <w:rPr>
+          <w:rFonts w:ascii="Cambria" w:hAnsi="Cambria"/>
+          <w:i/>
+          <w:sz w:val="26"/>
+          <w:szCs w:val="26"/>
+          <w:highlight w:val="yellow"/>
+        </w:rPr>
+        <w:t>orderdate</w:t>
+      </w:r>
+      <w:proofErr w:type="spellEnd"/>
+      <w:r>
+        <w:rPr>
+          <w:rFonts w:ascii="Cambria" w:hAnsi="Cambria"/>
+          <w:i/>
+          <w:sz w:val="26"/>
+          <w:szCs w:val="26"/>
+          <w:highlight w:val="yellow"/>
+        </w:rPr>
+        <w:t xml:space="preserve">, </w:t>
+      </w:r>
+      <w:proofErr w:type="spellStart"/>
+      <w:r>
+        <w:rPr>
+          <w:rFonts w:ascii="Cambria" w:hAnsi="Cambria"/>
+          <w:i/>
+          <w:sz w:val="26"/>
+          <w:szCs w:val="26"/>
+          <w:highlight w:val="yellow"/>
+        </w:rPr>
+        <w:t>o.shipdate</w:t>
+      </w:r>
+      <w:proofErr w:type="spellEnd"/>
+      <w:r>
+        <w:rPr>
+          <w:rFonts w:ascii="Cambria" w:hAnsi="Cambria"/>
+          <w:i/>
+          <w:sz w:val="26"/>
+          <w:szCs w:val="26"/>
+          <w:highlight w:val="yellow"/>
+        </w:rPr>
+        <w:t xml:space="preserve"> from sales c join </w:t>
+      </w:r>
+      <w:proofErr w:type="spellStart"/>
+      <w:r>
+        <w:rPr>
+          <w:rFonts w:ascii="Cambria" w:hAnsi="Cambria"/>
+          <w:i/>
+          <w:sz w:val="26"/>
+          <w:szCs w:val="26"/>
+          <w:highlight w:val="yellow"/>
+        </w:rPr>
+        <w:t>ord</w:t>
+      </w:r>
+      <w:proofErr w:type="spellEnd"/>
+      <w:r>
+        <w:rPr>
+          <w:rFonts w:ascii="Cambria" w:hAnsi="Cambria"/>
+          <w:i/>
+          <w:sz w:val="26"/>
+          <w:szCs w:val="26"/>
+          <w:highlight w:val="yellow"/>
+        </w:rPr>
+        <w:t xml:space="preserve"> o on </w:t>
+      </w:r>
+      <w:proofErr w:type="spellStart"/>
+      <w:r>
+        <w:rPr>
+          <w:rFonts w:ascii="Cambria" w:hAnsi="Cambria"/>
+          <w:i/>
+          <w:sz w:val="26"/>
+          <w:szCs w:val="26"/>
+          <w:highlight w:val="yellow"/>
+        </w:rPr>
+        <w:t>c.custid</w:t>
+      </w:r>
+      <w:proofErr w:type="spellEnd"/>
+      <w:r>
+        <w:rPr>
+          <w:rFonts w:ascii="Cambria" w:hAnsi="Cambria"/>
+          <w:i/>
+          <w:sz w:val="26"/>
+          <w:szCs w:val="26"/>
+          <w:highlight w:val="yellow"/>
+        </w:rPr>
+        <w:t>=</w:t>
+      </w:r>
+      <w:proofErr w:type="spellStart"/>
+      <w:r>
+        <w:rPr>
+          <w:rFonts w:ascii="Cambria" w:hAnsi="Cambria"/>
+          <w:i/>
+          <w:sz w:val="26"/>
+          <w:szCs w:val="26"/>
+          <w:highlight w:val="yellow"/>
+        </w:rPr>
+        <w:t>o.custid</w:t>
+      </w:r>
+      <w:proofErr w:type="spellEnd"/>
+      <w:r>
+        <w:rPr>
+          <w:rFonts w:ascii="Cambria" w:hAnsi="Cambria"/>
+          <w:i/>
+          <w:sz w:val="26"/>
+          <w:szCs w:val="26"/>
+          <w:highlight w:val="yellow"/>
+        </w:rPr>
+        <w:t xml:space="preserve"> where </w:t>
+      </w:r>
+      <w:proofErr w:type="gramStart"/>
+      <w:r>
+        <w:rPr>
+          <w:rFonts w:ascii="Cambria" w:hAnsi="Cambria"/>
+          <w:i/>
+          <w:sz w:val="26"/>
+          <w:szCs w:val="26"/>
+          <w:highlight w:val="yellow"/>
+        </w:rPr>
+        <w:t>year(</w:t>
+      </w:r>
+      <w:proofErr w:type="spellStart"/>
+      <w:proofErr w:type="gramEnd"/>
+      <w:r>
+        <w:rPr>
+          <w:rFonts w:ascii="Cambria" w:hAnsi="Cambria"/>
+          <w:i/>
+          <w:sz w:val="26"/>
+          <w:szCs w:val="26"/>
+          <w:highlight w:val="yellow"/>
+        </w:rPr>
+        <w:t>o.shipdate</w:t>
+      </w:r>
+      <w:proofErr w:type="spellEnd"/>
+      <w:r>
+        <w:rPr>
+          <w:rFonts w:ascii="Cambria" w:hAnsi="Cambria"/>
+          <w:i/>
+          <w:sz w:val="26"/>
+          <w:szCs w:val="26"/>
+          <w:highlight w:val="yellow"/>
+        </w:rPr>
+        <w:t>)=1987;</w:t>
+      </w:r>
+    </w:p>
+    <w:p>
+      <w:pPr>
+        <w:ind w:left="45"/>
+        <w:rPr>
+          <w:rFonts w:ascii="Cambria" w:hAnsi="Cambria"/>
+          <w:i/>
+          <w:sz w:val="26"/>
+          <w:szCs w:val="26"/>
+        </w:rPr>
+      </w:pPr>
     </w:p>
     <w:p>
       <w:pPr>
@@ -217,6 +947,131 @@
     </w:p>
     <w:p>
       <w:pPr>
+        <w:ind w:left="405"/>
+        <w:rPr>
+          <w:rFonts w:ascii="Cambria" w:hAnsi="Cambria"/>
+          <w:i/>
+          <w:sz w:val="26"/>
+          <w:szCs w:val="26"/>
+        </w:rPr>
+      </w:pPr>
+      <w:r>
+        <w:rPr>
+          <w:rFonts w:ascii="Cambria" w:hAnsi="Cambria"/>
+          <w:i/>
+          <w:sz w:val="26"/>
+          <w:szCs w:val="26"/>
+          <w:highlight w:val="yellow"/>
+        </w:rPr>
+        <w:t>Answer:</w:t>
+      </w:r>
+      <w:r>
+        <w:rPr>
+          <w:highlight w:val="yellow"/>
+        </w:rPr>
+        <w:t xml:space="preserve"> </w:t>
+      </w:r>
+      <w:r>
+        <w:rPr>
+          <w:rFonts w:ascii="Cambria" w:hAnsi="Cambria"/>
+          <w:i/>
+          <w:sz w:val="26"/>
+          <w:szCs w:val="26"/>
+          <w:highlight w:val="yellow"/>
+        </w:rPr>
+        <w:t xml:space="preserve">  select </w:t>
+      </w:r>
+      <w:proofErr w:type="spellStart"/>
+      <w:r>
+        <w:rPr>
+          <w:rFonts w:ascii="Cambria" w:hAnsi="Cambria"/>
+          <w:i/>
+          <w:sz w:val="26"/>
+          <w:szCs w:val="26"/>
+          <w:highlight w:val="yellow"/>
+        </w:rPr>
+        <w:t>s.repid</w:t>
+      </w:r>
+      <w:proofErr w:type="spellEnd"/>
+      <w:r>
+        <w:rPr>
+          <w:rFonts w:ascii="Cambria" w:hAnsi="Cambria"/>
+          <w:i/>
+          <w:sz w:val="26"/>
+          <w:szCs w:val="26"/>
+          <w:highlight w:val="yellow"/>
+        </w:rPr>
+        <w:t xml:space="preserve"> as salesman, </w:t>
+      </w:r>
+      <w:proofErr w:type="spellStart"/>
+      <w:r>
+        <w:rPr>
+          <w:rFonts w:ascii="Cambria" w:hAnsi="Cambria"/>
+          <w:i/>
+          <w:sz w:val="26"/>
+          <w:szCs w:val="26"/>
+          <w:highlight w:val="yellow"/>
+        </w:rPr>
+        <w:t>c.custname</w:t>
+      </w:r>
+      <w:proofErr w:type="spellEnd"/>
+      <w:r>
+        <w:rPr>
+          <w:rFonts w:ascii="Cambria" w:hAnsi="Cambria"/>
+          <w:i/>
+          <w:sz w:val="26"/>
+          <w:szCs w:val="26"/>
+          <w:highlight w:val="yellow"/>
+        </w:rPr>
+        <w:t xml:space="preserve"> as customer from sales s join customer c on </w:t>
+      </w:r>
+      <w:proofErr w:type="spellStart"/>
+      <w:r>
+        <w:rPr>
+          <w:rFonts w:ascii="Cambria" w:hAnsi="Cambria"/>
+          <w:i/>
+          <w:sz w:val="26"/>
+          <w:szCs w:val="26"/>
+          <w:highlight w:val="yellow"/>
+        </w:rPr>
+        <w:t>s.custid</w:t>
+      </w:r>
+      <w:proofErr w:type="spellEnd"/>
+      <w:r>
+        <w:rPr>
+          <w:rFonts w:ascii="Cambria" w:hAnsi="Cambria"/>
+          <w:i/>
+          <w:sz w:val="26"/>
+          <w:szCs w:val="26"/>
+          <w:highlight w:val="yellow"/>
+        </w:rPr>
+        <w:t>=</w:t>
+      </w:r>
+      <w:proofErr w:type="spellStart"/>
+      <w:r>
+        <w:rPr>
+          <w:rFonts w:ascii="Cambria" w:hAnsi="Cambria"/>
+          <w:i/>
+          <w:sz w:val="26"/>
+          <w:szCs w:val="26"/>
+          <w:highlight w:val="yellow"/>
+        </w:rPr>
+        <w:t>c.custid</w:t>
+      </w:r>
+      <w:proofErr w:type="spellEnd"/>
+      <w:r>
+        <w:rPr>
+          <w:rFonts w:ascii="Cambria" w:hAnsi="Cambria"/>
+          <w:i/>
+          <w:sz w:val="26"/>
+          <w:szCs w:val="26"/>
+          <w:highlight w:val="yellow"/>
+        </w:rPr>
+        <w:t>;</w:t>
+      </w:r>
+    </w:p>
+    <w:p>
+      <w:pPr>
         <w:numPr>
           <w:ilvl w:val="0"/>
           <w:numId w:val="2"/>
@@ -254,6 +1109,187 @@
     </w:p>
     <w:p>
       <w:pPr>
+        <w:ind w:left="405"/>
+        <w:rPr>
+          <w:rFonts w:ascii="Cambria" w:hAnsi="Cambria"/>
+          <w:i/>
+          <w:sz w:val="26"/>
+          <w:szCs w:val="26"/>
+          <w:highlight w:val="yellow"/>
+        </w:rPr>
+      </w:pPr>
+      <w:r>
+        <w:rPr>
+          <w:rFonts w:ascii="Cambria" w:hAnsi="Cambria"/>
+          <w:i/>
+          <w:sz w:val="26"/>
+          <w:szCs w:val="26"/>
+          <w:highlight w:val="yellow"/>
+        </w:rPr>
+        <w:t>Answer:</w:t>
+      </w:r>
+      <w:r>
+        <w:rPr>
+          <w:highlight w:val="yellow"/>
+        </w:rPr>
+        <w:t xml:space="preserve"> S</w:t>
+      </w:r>
+      <w:r>
+        <w:rPr>
+          <w:rFonts w:ascii="Cambria" w:hAnsi="Cambria"/>
+          <w:i/>
+          <w:sz w:val="26"/>
+          <w:szCs w:val="26"/>
+          <w:highlight w:val="yellow"/>
+        </w:rPr>
+        <w:t xml:space="preserve">elect </w:t>
+      </w:r>
+      <w:proofErr w:type="spellStart"/>
+      <w:r>
+        <w:rPr>
+          <w:rFonts w:ascii="Cambria" w:hAnsi="Cambria"/>
+          <w:i/>
+          <w:sz w:val="26"/>
+          <w:szCs w:val="26"/>
+          <w:highlight w:val="yellow"/>
+        </w:rPr>
+        <w:t>s.repid</w:t>
+      </w:r>
+      <w:proofErr w:type="spellEnd"/>
+      <w:r>
+        <w:rPr>
+          <w:rFonts w:ascii="Cambria" w:hAnsi="Cambria"/>
+          <w:i/>
+          <w:sz w:val="26"/>
+          <w:szCs w:val="26"/>
+          <w:highlight w:val="yellow"/>
+        </w:rPr>
+        <w:t xml:space="preserve"> as salesman, </w:t>
+      </w:r>
+      <w:proofErr w:type="spellStart"/>
+      <w:r>
+        <w:rPr>
+          <w:rFonts w:ascii="Cambria" w:hAnsi="Cambria"/>
+          <w:i/>
+          <w:sz w:val="26"/>
+          <w:szCs w:val="26"/>
+          <w:highlight w:val="yellow"/>
+        </w:rPr>
+        <w:t>c.custname</w:t>
+      </w:r>
+      <w:proofErr w:type="spellEnd"/>
+      <w:r>
+        <w:rPr>
+          <w:rFonts w:ascii="Cambria" w:hAnsi="Cambria"/>
+          <w:i/>
+          <w:sz w:val="26"/>
+          <w:szCs w:val="26"/>
+          <w:highlight w:val="yellow"/>
+        </w:rPr>
+        <w:t xml:space="preserve"> as customer from sales s join customer c on </w:t>
+      </w:r>
+      <w:proofErr w:type="spellStart"/>
+      <w:r>
+        <w:rPr>
+          <w:rFonts w:ascii="Cambria" w:hAnsi="Cambria"/>
+          <w:i/>
+          <w:sz w:val="26"/>
+          <w:szCs w:val="26"/>
+          <w:highlight w:val="yellow"/>
+        </w:rPr>
+        <w:t>s.custid</w:t>
+      </w:r>
+      <w:proofErr w:type="spellEnd"/>
+      <w:r>
+        <w:rPr>
+          <w:rFonts w:ascii="Cambria" w:hAnsi="Cambria"/>
+          <w:i/>
+          <w:sz w:val="26"/>
+          <w:szCs w:val="26"/>
+          <w:highlight w:val="yellow"/>
+        </w:rPr>
+        <w:t>=</w:t>
+      </w:r>
+      <w:proofErr w:type="spellStart"/>
+      <w:r>
+        <w:rPr>
+          <w:rFonts w:ascii="Cambria" w:hAnsi="Cambria"/>
+          <w:i/>
+          <w:sz w:val="26"/>
+          <w:szCs w:val="26"/>
+          <w:highlight w:val="yellow"/>
+        </w:rPr>
+        <w:t>c.custid</w:t>
+      </w:r>
+      <w:proofErr w:type="spellEnd"/>
+      <w:r>
+        <w:rPr>
+          <w:rFonts w:ascii="Cambria" w:hAnsi="Cambria"/>
+          <w:i/>
+          <w:sz w:val="26"/>
+          <w:szCs w:val="26"/>
+          <w:highlight w:val="yellow"/>
+        </w:rPr>
+        <w:t xml:space="preserve"> where </w:t>
+      </w:r>
+      <w:proofErr w:type="spellStart"/>
+      <w:r>
+        <w:rPr>
+          <w:rFonts w:ascii="Cambria" w:hAnsi="Cambria"/>
+          <w:i/>
+          <w:sz w:val="26"/>
+          <w:szCs w:val="26"/>
+          <w:highlight w:val="yellow"/>
+        </w:rPr>
+        <w:t>s.amount</w:t>
+      </w:r>
+      <w:proofErr w:type="spellEnd"/>
+      <w:r>
+        <w:rPr>
+          <w:rFonts w:ascii="Cambria" w:hAnsi="Cambria"/>
+          <w:i/>
+          <w:sz w:val="26"/>
+          <w:szCs w:val="26"/>
+          <w:highlight w:val="yellow"/>
+        </w:rPr>
+        <w:t xml:space="preserve">=0 or </w:t>
+      </w:r>
+      <w:proofErr w:type="spellStart"/>
+      <w:r>
+        <w:rPr>
+          <w:rFonts w:ascii="Cambria" w:hAnsi="Cambria"/>
+          <w:i/>
+          <w:sz w:val="26"/>
+          <w:szCs w:val="26"/>
+          <w:highlight w:val="yellow"/>
+        </w:rPr>
+        <w:t>s.amount</w:t>
+      </w:r>
+      <w:proofErr w:type="spellEnd"/>
+      <w:r>
+        <w:rPr>
+          <w:rFonts w:ascii="Cambria" w:hAnsi="Cambria"/>
+          <w:i/>
+          <w:sz w:val="26"/>
+          <w:szCs w:val="26"/>
+          <w:highlight w:val="yellow"/>
+        </w:rPr>
+        <w:t xml:space="preserve"> is null;</w:t>
+      </w:r>
+    </w:p>
+    <w:p>
+      <w:pPr>
+        <w:ind w:left="405"/>
+        <w:rPr>
+          <w:rFonts w:ascii="Cambria" w:hAnsi="Cambria"/>
+          <w:i/>
+          <w:sz w:val="26"/>
+          <w:szCs w:val="26"/>
+        </w:rPr>
+      </w:pPr>
+    </w:p>
+    <w:p>
+      <w:pPr>
         <w:numPr>
           <w:ilvl w:val="0"/>
           <w:numId w:val="2"/>
@@ -282,6 +1318,255 @@
     </w:p>
     <w:p>
       <w:pPr>
+        <w:ind w:left="405"/>
+        <w:rPr>
+          <w:rFonts w:ascii="Cambria" w:hAnsi="Cambria"/>
+          <w:i/>
+          <w:sz w:val="26"/>
+          <w:szCs w:val="26"/>
+          <w:highlight w:val="yellow"/>
+        </w:rPr>
+      </w:pPr>
+      <w:r>
+        <w:rPr>
+          <w:rFonts w:ascii="Cambria" w:hAnsi="Cambria"/>
+          <w:i/>
+          <w:sz w:val="26"/>
+          <w:szCs w:val="26"/>
+          <w:highlight w:val="yellow"/>
+        </w:rPr>
+        <w:t>Answer:</w:t>
+      </w:r>
+      <w:r>
+        <w:rPr>
+          <w:highlight w:val="yellow"/>
+        </w:rPr>
+        <w:t xml:space="preserve"> </w:t>
+      </w:r>
+      <w:r>
+        <w:rPr>
+          <w:rFonts w:ascii="Cambria" w:hAnsi="Cambria"/>
+          <w:i/>
+          <w:sz w:val="26"/>
+          <w:szCs w:val="26"/>
+          <w:highlight w:val="yellow"/>
+        </w:rPr>
+        <w:t xml:space="preserve">select </w:t>
+      </w:r>
+      <w:proofErr w:type="spellStart"/>
+      <w:r>
+        <w:rPr>
+          <w:rFonts w:ascii="Cambria" w:hAnsi="Cambria"/>
+          <w:i/>
+          <w:sz w:val="26"/>
+          <w:szCs w:val="26"/>
+          <w:highlight w:val="yellow"/>
+        </w:rPr>
+        <w:t>e.ename</w:t>
+      </w:r>
+      <w:proofErr w:type="spellEnd"/>
+      <w:r>
+        <w:rPr>
+          <w:rFonts w:ascii="Cambria" w:hAnsi="Cambria"/>
+          <w:i/>
+          <w:sz w:val="26"/>
+          <w:szCs w:val="26"/>
+          <w:highlight w:val="yellow"/>
+        </w:rPr>
+        <w:t xml:space="preserve">, </w:t>
+      </w:r>
+      <w:proofErr w:type="spellStart"/>
+      <w:r>
+        <w:rPr>
+          <w:rFonts w:ascii="Cambria" w:hAnsi="Cambria"/>
+          <w:i/>
+          <w:sz w:val="26"/>
+          <w:szCs w:val="26"/>
+          <w:highlight w:val="yellow"/>
+        </w:rPr>
+        <w:t>e.sal</w:t>
+      </w:r>
+      <w:proofErr w:type="spellEnd"/>
+      <w:r>
+        <w:rPr>
+          <w:rFonts w:ascii="Cambria" w:hAnsi="Cambria"/>
+          <w:i/>
+          <w:sz w:val="26"/>
+          <w:szCs w:val="26"/>
+          <w:highlight w:val="yellow"/>
+        </w:rPr>
+        <w:t xml:space="preserve"> as salary, </w:t>
+      </w:r>
+      <w:proofErr w:type="spellStart"/>
+      <w:r>
+        <w:rPr>
+          <w:rFonts w:ascii="Cambria" w:hAnsi="Cambria"/>
+          <w:i/>
+          <w:sz w:val="26"/>
+          <w:szCs w:val="26"/>
+          <w:highlight w:val="yellow"/>
+        </w:rPr>
+        <w:t>e.comm</w:t>
+      </w:r>
+      <w:proofErr w:type="spellEnd"/>
+      <w:r>
+        <w:rPr>
+          <w:rFonts w:ascii="Cambria" w:hAnsi="Cambria"/>
+          <w:i/>
+          <w:sz w:val="26"/>
+          <w:szCs w:val="26"/>
+          <w:highlight w:val="yellow"/>
+        </w:rPr>
+        <w:t xml:space="preserve"> as commission, </w:t>
+      </w:r>
+      <w:proofErr w:type="spellStart"/>
+      <w:r>
+        <w:rPr>
+          <w:rFonts w:ascii="Cambria" w:hAnsi="Cambria"/>
+          <w:i/>
+          <w:sz w:val="26"/>
+          <w:szCs w:val="26"/>
+          <w:highlight w:val="yellow"/>
+        </w:rPr>
+        <w:t>g.grade</w:t>
+      </w:r>
+      <w:proofErr w:type="spellEnd"/>
+      <w:r>
+        <w:rPr>
+          <w:rFonts w:ascii="Cambria" w:hAnsi="Cambria"/>
+          <w:i/>
+          <w:sz w:val="26"/>
+          <w:szCs w:val="26"/>
+          <w:highlight w:val="yellow"/>
+        </w:rPr>
+        <w:t xml:space="preserve"> from </w:t>
+      </w:r>
+      <w:proofErr w:type="spellStart"/>
+      <w:proofErr w:type="gramStart"/>
+      <w:r>
+        <w:rPr>
+          <w:rFonts w:ascii="Cambria" w:hAnsi="Cambria"/>
+          <w:i/>
+          <w:sz w:val="26"/>
+          <w:szCs w:val="26"/>
+          <w:highlight w:val="yellow"/>
+        </w:rPr>
+        <w:t>emp</w:t>
+      </w:r>
+      <w:proofErr w:type="spellEnd"/>
+      <w:proofErr w:type="gramEnd"/>
+      <w:r>
+        <w:rPr>
+          <w:rFonts w:ascii="Cambria" w:hAnsi="Cambria"/>
+          <w:i/>
+          <w:sz w:val="26"/>
+          <w:szCs w:val="26"/>
+          <w:highlight w:val="yellow"/>
+        </w:rPr>
+        <w:t xml:space="preserve"> e join </w:t>
+      </w:r>
+      <w:proofErr w:type="spellStart"/>
+      <w:r>
+        <w:rPr>
+          <w:rFonts w:ascii="Cambria" w:hAnsi="Cambria"/>
+          <w:i/>
+          <w:sz w:val="26"/>
+          <w:szCs w:val="26"/>
+          <w:highlight w:val="yellow"/>
+        </w:rPr>
+        <w:t>salgrade</w:t>
+      </w:r>
+      <w:proofErr w:type="spellEnd"/>
+      <w:r>
+        <w:rPr>
+          <w:rFonts w:ascii="Cambria" w:hAnsi="Cambria"/>
+          <w:i/>
+          <w:sz w:val="26"/>
+          <w:szCs w:val="26"/>
+          <w:highlight w:val="yellow"/>
+        </w:rPr>
+        <w:t xml:space="preserve"> g on </w:t>
+      </w:r>
+      <w:proofErr w:type="spellStart"/>
+      <w:r>
+        <w:rPr>
+          <w:rFonts w:ascii="Cambria" w:hAnsi="Cambria"/>
+          <w:i/>
+          <w:sz w:val="26"/>
+          <w:szCs w:val="26"/>
+          <w:highlight w:val="yellow"/>
+        </w:rPr>
+        <w:t>e.sal</w:t>
+      </w:r>
+      <w:proofErr w:type="spellEnd"/>
+      <w:r>
+        <w:rPr>
+          <w:rFonts w:ascii="Cambria" w:hAnsi="Cambria"/>
+          <w:i/>
+          <w:sz w:val="26"/>
+          <w:szCs w:val="26"/>
+          <w:highlight w:val="yellow"/>
+        </w:rPr>
+        <w:t xml:space="preserve"> between </w:t>
+      </w:r>
+      <w:proofErr w:type="spellStart"/>
+      <w:r>
+        <w:rPr>
+          <w:rFonts w:ascii="Cambria" w:hAnsi="Cambria"/>
+          <w:i/>
+          <w:sz w:val="26"/>
+          <w:szCs w:val="26"/>
+          <w:highlight w:val="yellow"/>
+        </w:rPr>
+        <w:t>g.losal</w:t>
+      </w:r>
+      <w:proofErr w:type="spellEnd"/>
+      <w:r>
+        <w:rPr>
+          <w:rFonts w:ascii="Cambria" w:hAnsi="Cambria"/>
+          <w:i/>
+          <w:sz w:val="26"/>
+          <w:szCs w:val="26"/>
+          <w:highlight w:val="yellow"/>
+        </w:rPr>
+        <w:t xml:space="preserve"> and </w:t>
+      </w:r>
+      <w:proofErr w:type="spellStart"/>
+      <w:r>
+        <w:rPr>
+          <w:rFonts w:ascii="Cambria" w:hAnsi="Cambria"/>
+          <w:i/>
+          <w:sz w:val="26"/>
+          <w:szCs w:val="26"/>
+          <w:highlight w:val="yellow"/>
+        </w:rPr>
+        <w:t>g.hisal</w:t>
+      </w:r>
+      <w:proofErr w:type="spellEnd"/>
+      <w:r>
+        <w:rPr>
+          <w:rFonts w:ascii="Cambria" w:hAnsi="Cambria"/>
+          <w:i/>
+          <w:sz w:val="26"/>
+          <w:szCs w:val="26"/>
+          <w:highlight w:val="yellow"/>
+        </w:rPr>
+        <w:t>;</w:t>
+      </w:r>
+    </w:p>
+    <w:p>
+      <w:pPr>
+        <w:ind w:left="405"/>
+        <w:rPr>
+          <w:rFonts w:ascii="Cambria" w:hAnsi="Cambria"/>
+          <w:i/>
+          <w:sz w:val="26"/>
+          <w:szCs w:val="26"/>
+        </w:rPr>
+      </w:pPr>
+    </w:p>
+    <w:p>
+      <w:pPr>
         <w:numPr>
           <w:ilvl w:val="0"/>
           <w:numId w:val="2"/>
@@ -310,6 +1595,143 @@
     </w:p>
     <w:p>
       <w:pPr>
+        <w:ind w:left="405"/>
+        <w:rPr>
+          <w:rFonts w:ascii="Cambria" w:hAnsi="Cambria"/>
+          <w:i/>
+          <w:sz w:val="26"/>
+          <w:szCs w:val="26"/>
+          <w:highlight w:val="yellow"/>
+        </w:rPr>
+      </w:pPr>
+      <w:r>
+        <w:rPr>
+          <w:rFonts w:ascii="Cambria" w:hAnsi="Cambria"/>
+          <w:i/>
+          <w:sz w:val="26"/>
+          <w:szCs w:val="26"/>
+          <w:highlight w:val="yellow"/>
+        </w:rPr>
+        <w:t>Answer:</w:t>
+      </w:r>
+      <w:r>
+        <w:rPr>
+          <w:highlight w:val="yellow"/>
+        </w:rPr>
+        <w:t xml:space="preserve"> </w:t>
+      </w:r>
+      <w:r>
+        <w:rPr>
+          <w:rFonts w:ascii="Cambria" w:hAnsi="Cambria"/>
+          <w:i/>
+          <w:sz w:val="26"/>
+          <w:szCs w:val="26"/>
+          <w:highlight w:val="yellow"/>
+        </w:rPr>
+        <w:t xml:space="preserve">select </w:t>
+      </w:r>
+      <w:proofErr w:type="spellStart"/>
+      <w:r>
+        <w:rPr>
+          <w:rFonts w:ascii="Cambria" w:hAnsi="Cambria"/>
+          <w:i/>
+          <w:sz w:val="26"/>
+          <w:szCs w:val="26"/>
+          <w:highlight w:val="yellow"/>
+        </w:rPr>
+        <w:t>prodname</w:t>
+      </w:r>
+      <w:proofErr w:type="spellEnd"/>
+      <w:r>
+        <w:rPr>
+          <w:rFonts w:ascii="Cambria" w:hAnsi="Cambria"/>
+          <w:i/>
+          <w:sz w:val="26"/>
+          <w:szCs w:val="26"/>
+          <w:highlight w:val="yellow"/>
+        </w:rPr>
+        <w:t xml:space="preserve">, </w:t>
+      </w:r>
+      <w:proofErr w:type="spellStart"/>
+      <w:r>
+        <w:rPr>
+          <w:rFonts w:ascii="Cambria" w:hAnsi="Cambria"/>
+          <w:i/>
+          <w:sz w:val="26"/>
+          <w:szCs w:val="26"/>
+          <w:highlight w:val="yellow"/>
+        </w:rPr>
+        <w:t>standard_price</w:t>
+      </w:r>
+      <w:proofErr w:type="spellEnd"/>
+      <w:r>
+        <w:rPr>
+          <w:rFonts w:ascii="Cambria" w:hAnsi="Cambria"/>
+          <w:i/>
+          <w:sz w:val="26"/>
+          <w:szCs w:val="26"/>
+          <w:highlight w:val="yellow"/>
+        </w:rPr>
+        <w:t xml:space="preserve">, </w:t>
+      </w:r>
+      <w:proofErr w:type="spellStart"/>
+      <w:r>
+        <w:rPr>
+          <w:rFonts w:ascii="Cambria" w:hAnsi="Cambria"/>
+          <w:i/>
+          <w:sz w:val="26"/>
+          <w:szCs w:val="26"/>
+          <w:highlight w:val="yellow"/>
+        </w:rPr>
+        <w:t>min_price</w:t>
+      </w:r>
+      <w:proofErr w:type="spellEnd"/>
+      <w:r>
+        <w:rPr>
+          <w:rFonts w:ascii="Cambria" w:hAnsi="Cambria"/>
+          <w:i/>
+          <w:sz w:val="26"/>
+          <w:szCs w:val="26"/>
+          <w:highlight w:val="yellow"/>
+        </w:rPr>
+        <w:t xml:space="preserve"> from product where </w:t>
+      </w:r>
+      <w:proofErr w:type="spellStart"/>
+      <w:r>
+        <w:rPr>
+          <w:rFonts w:ascii="Cambria" w:hAnsi="Cambria"/>
+          <w:i/>
+          <w:sz w:val="26"/>
+          <w:szCs w:val="26"/>
+          <w:highlight w:val="yellow"/>
+        </w:rPr>
+        <w:t>prodname</w:t>
+      </w:r>
+      <w:proofErr w:type="spellEnd"/>
+      <w:r>
+        <w:rPr>
+          <w:rFonts w:ascii="Cambria" w:hAnsi="Cambria"/>
+          <w:i/>
+          <w:sz w:val="26"/>
+          <w:szCs w:val="26"/>
+          <w:highlight w:val="yellow"/>
+        </w:rPr>
+        <w:t xml:space="preserve"> like '%tennis%';</w:t>
+      </w:r>
+    </w:p>
+    <w:p>
+      <w:pPr>
+        <w:ind w:left="405"/>
+        <w:rPr>
+          <w:rFonts w:ascii="Cambria" w:hAnsi="Cambria"/>
+          <w:i/>
+          <w:sz w:val="26"/>
+          <w:szCs w:val="26"/>
+        </w:rPr>
+      </w:pPr>
+    </w:p>
+    <w:p>
+      <w:pPr>
         <w:numPr>
           <w:ilvl w:val="0"/>
           <w:numId w:val="2"/>
@@ -338,6 +1760,175 @@
     </w:p>
     <w:p>
       <w:pPr>
+        <w:ind w:left="405"/>
+        <w:rPr>
+          <w:rFonts w:ascii="Cambria" w:hAnsi="Cambria"/>
+          <w:i/>
+          <w:sz w:val="26"/>
+          <w:szCs w:val="26"/>
+          <w:highlight w:val="yellow"/>
+        </w:rPr>
+      </w:pPr>
+      <w:r>
+        <w:rPr>
+          <w:rFonts w:ascii="Cambria" w:hAnsi="Cambria"/>
+          <w:i/>
+          <w:sz w:val="26"/>
+          <w:szCs w:val="26"/>
+          <w:highlight w:val="yellow"/>
+        </w:rPr>
+        <w:t>Answer:</w:t>
+      </w:r>
+      <w:r>
+        <w:rPr>
+          <w:highlight w:val="yellow"/>
+        </w:rPr>
+        <w:t xml:space="preserve"> </w:t>
+      </w:r>
+      <w:r>
+        <w:rPr>
+          <w:rFonts w:ascii="Cambria" w:hAnsi="Cambria"/>
+          <w:i/>
+          <w:sz w:val="26"/>
+          <w:szCs w:val="26"/>
+          <w:highlight w:val="yellow"/>
+        </w:rPr>
+        <w:t xml:space="preserve"> </w:t>
+      </w:r>
+      <w:r>
+        <w:rPr>
+          <w:rFonts w:ascii="Cambria" w:hAnsi="Cambria"/>
+          <w:i/>
+          <w:sz w:val="26"/>
+          <w:szCs w:val="26"/>
+          <w:highlight w:val="yellow"/>
+        </w:rPr>
+        <w:t xml:space="preserve">select distinct </w:t>
+      </w:r>
+      <w:proofErr w:type="spellStart"/>
+      <w:r>
+        <w:rPr>
+          <w:rFonts w:ascii="Cambria" w:hAnsi="Cambria"/>
+          <w:i/>
+          <w:sz w:val="26"/>
+          <w:szCs w:val="26"/>
+          <w:highlight w:val="yellow"/>
+        </w:rPr>
+        <w:t>p.prodname</w:t>
+      </w:r>
+      <w:proofErr w:type="spellEnd"/>
+      <w:r>
+        <w:rPr>
+          <w:rFonts w:ascii="Cambria" w:hAnsi="Cambria"/>
+          <w:i/>
+          <w:sz w:val="26"/>
+          <w:szCs w:val="26"/>
+          <w:highlight w:val="yellow"/>
+        </w:rPr>
+        <w:t xml:space="preserve"> from orders </w:t>
+      </w:r>
+      <w:proofErr w:type="spellStart"/>
+      <w:r>
+        <w:rPr>
+          <w:rFonts w:ascii="Cambria" w:hAnsi="Cambria"/>
+          <w:i/>
+          <w:sz w:val="26"/>
+          <w:szCs w:val="26"/>
+          <w:highlight w:val="yellow"/>
+        </w:rPr>
+        <w:t>o</w:t>
+      </w:r>
+      <w:proofErr w:type="spellEnd"/>
+      <w:r>
+        <w:rPr>
+          <w:rFonts w:ascii="Cambria" w:hAnsi="Cambria"/>
+          <w:i/>
+          <w:sz w:val="26"/>
+          <w:szCs w:val="26"/>
+          <w:highlight w:val="yellow"/>
+        </w:rPr>
+        <w:t xml:space="preserve"> join product p on </w:t>
+      </w:r>
+      <w:proofErr w:type="spellStart"/>
+      <w:r>
+        <w:rPr>
+          <w:rFonts w:ascii="Cambria" w:hAnsi="Cambria"/>
+          <w:i/>
+          <w:sz w:val="26"/>
+          <w:szCs w:val="26"/>
+          <w:highlight w:val="yellow"/>
+        </w:rPr>
+        <w:t>o.onum</w:t>
+      </w:r>
+      <w:proofErr w:type="spellEnd"/>
+      <w:r>
+        <w:rPr>
+          <w:rFonts w:ascii="Cambria" w:hAnsi="Cambria"/>
+          <w:i/>
+          <w:sz w:val="26"/>
+          <w:szCs w:val="26"/>
+          <w:highlight w:val="yellow"/>
+        </w:rPr>
+        <w:t>=</w:t>
+      </w:r>
+      <w:proofErr w:type="spellStart"/>
+      <w:r>
+        <w:rPr>
+          <w:rFonts w:ascii="Cambria" w:hAnsi="Cambria"/>
+          <w:i/>
+          <w:sz w:val="26"/>
+          <w:szCs w:val="26"/>
+          <w:highlight w:val="yellow"/>
+        </w:rPr>
+        <w:t>p.prodid</w:t>
+      </w:r>
+      <w:proofErr w:type="spellEnd"/>
+      <w:r>
+        <w:rPr>
+          <w:rFonts w:ascii="Cambria" w:hAnsi="Cambria"/>
+          <w:i/>
+          <w:sz w:val="26"/>
+          <w:szCs w:val="26"/>
+          <w:highlight w:val="yellow"/>
+        </w:rPr>
+        <w:t xml:space="preserve"> where </w:t>
+      </w:r>
+      <w:proofErr w:type="spellStart"/>
+      <w:r>
+        <w:rPr>
+          <w:rFonts w:ascii="Cambria" w:hAnsi="Cambria"/>
+          <w:i/>
+          <w:sz w:val="26"/>
+          <w:szCs w:val="26"/>
+          <w:highlight w:val="yellow"/>
+        </w:rPr>
+        <w:t>o.cnum</w:t>
+      </w:r>
+      <w:proofErr w:type="spellEnd"/>
+      <w:r>
+        <w:rPr>
+          <w:rFonts w:ascii="Cambria" w:hAnsi="Cambria"/>
+          <w:i/>
+          <w:sz w:val="26"/>
+          <w:szCs w:val="26"/>
+          <w:highlight w:val="yellow"/>
+        </w:rPr>
+        <w:t xml:space="preserve"> in (100,103);</w:t>
+      </w:r>
+    </w:p>
+    <w:p>
+      <w:pPr>
+        <w:ind w:left="405"/>
+        <w:rPr>
+          <w:rFonts w:ascii="Cambria" w:hAnsi="Cambria"/>
+          <w:i/>
+          <w:sz w:val="26"/>
+          <w:szCs w:val="26"/>
+        </w:rPr>
+      </w:pPr>
+    </w:p>
+    <w:p>
+      <w:pPr>
         <w:numPr>
           <w:ilvl w:val="0"/>
           <w:numId w:val="2"/>
@@ -366,6 +1957,310 @@
     </w:p>
     <w:p>
       <w:pPr>
+        <w:ind w:left="405"/>
+        <w:rPr>
+          <w:rFonts w:ascii="Cambria" w:hAnsi="Cambria"/>
+          <w:i/>
+          <w:sz w:val="26"/>
+          <w:szCs w:val="26"/>
+          <w:highlight w:val="yellow"/>
+        </w:rPr>
+      </w:pPr>
+      <w:r>
+        <w:rPr>
+          <w:rFonts w:ascii="Cambria" w:hAnsi="Cambria"/>
+          <w:i/>
+          <w:sz w:val="26"/>
+          <w:szCs w:val="26"/>
+          <w:highlight w:val="yellow"/>
+        </w:rPr>
+        <w:lastRenderedPageBreak/>
+        <w:t>Answer:</w:t>
+      </w:r>
+      <w:r>
+        <w:rPr>
+          <w:highlight w:val="yellow"/>
+        </w:rPr>
+        <w:t xml:space="preserve"> </w:t>
+      </w:r>
+      <w:r>
+        <w:rPr>
+          <w:rFonts w:ascii="Cambria" w:hAnsi="Cambria"/>
+          <w:i/>
+          <w:sz w:val="26"/>
+          <w:szCs w:val="26"/>
+          <w:highlight w:val="yellow"/>
+        </w:rPr>
+        <w:t xml:space="preserve">select </w:t>
+      </w:r>
+      <w:proofErr w:type="spellStart"/>
+      <w:r>
+        <w:rPr>
+          <w:rFonts w:ascii="Cambria" w:hAnsi="Cambria"/>
+          <w:i/>
+          <w:sz w:val="26"/>
+          <w:szCs w:val="26"/>
+          <w:highlight w:val="yellow"/>
+        </w:rPr>
+        <w:t>d.dname</w:t>
+      </w:r>
+      <w:proofErr w:type="spellEnd"/>
+      <w:r>
+        <w:rPr>
+          <w:rFonts w:ascii="Cambria" w:hAnsi="Cambria"/>
+          <w:i/>
+          <w:sz w:val="26"/>
+          <w:szCs w:val="26"/>
+          <w:highlight w:val="yellow"/>
+        </w:rPr>
+        <w:t xml:space="preserve">, </w:t>
+      </w:r>
+      <w:proofErr w:type="spellStart"/>
+      <w:r>
+        <w:rPr>
+          <w:rFonts w:ascii="Cambria" w:hAnsi="Cambria"/>
+          <w:i/>
+          <w:sz w:val="26"/>
+          <w:szCs w:val="26"/>
+          <w:highlight w:val="yellow"/>
+        </w:rPr>
+        <w:t>e.sal</w:t>
+      </w:r>
+      <w:proofErr w:type="spellEnd"/>
+      <w:r>
+        <w:rPr>
+          <w:rFonts w:ascii="Cambria" w:hAnsi="Cambria"/>
+          <w:i/>
+          <w:sz w:val="26"/>
+          <w:szCs w:val="26"/>
+          <w:highlight w:val="yellow"/>
+        </w:rPr>
+        <w:t xml:space="preserve"> from </w:t>
+      </w:r>
+      <w:proofErr w:type="spellStart"/>
+      <w:r>
+        <w:rPr>
+          <w:rFonts w:ascii="Cambria" w:hAnsi="Cambria"/>
+          <w:i/>
+          <w:sz w:val="26"/>
+          <w:szCs w:val="26"/>
+          <w:highlight w:val="yellow"/>
+        </w:rPr>
+        <w:t>emp</w:t>
+      </w:r>
+      <w:proofErr w:type="spellEnd"/>
+      <w:r>
+        <w:rPr>
+          <w:rFonts w:ascii="Cambria" w:hAnsi="Cambria"/>
+          <w:i/>
+          <w:sz w:val="26"/>
+          <w:szCs w:val="26"/>
+          <w:highlight w:val="yellow"/>
+        </w:rPr>
+        <w:t xml:space="preserve"> e join </w:t>
+      </w:r>
+      <w:proofErr w:type="spellStart"/>
+      <w:r>
+        <w:rPr>
+          <w:rFonts w:ascii="Cambria" w:hAnsi="Cambria"/>
+          <w:i/>
+          <w:sz w:val="26"/>
+          <w:szCs w:val="26"/>
+          <w:highlight w:val="yellow"/>
+        </w:rPr>
+        <w:t>dept</w:t>
+      </w:r>
+      <w:proofErr w:type="spellEnd"/>
+      <w:r>
+        <w:rPr>
+          <w:rFonts w:ascii="Cambria" w:hAnsi="Cambria"/>
+          <w:i/>
+          <w:sz w:val="26"/>
+          <w:szCs w:val="26"/>
+          <w:highlight w:val="yellow"/>
+        </w:rPr>
+        <w:t xml:space="preserve"> d on </w:t>
+      </w:r>
+      <w:proofErr w:type="spellStart"/>
+      <w:r>
+        <w:rPr>
+          <w:rFonts w:ascii="Cambria" w:hAnsi="Cambria"/>
+          <w:i/>
+          <w:sz w:val="26"/>
+          <w:szCs w:val="26"/>
+          <w:highlight w:val="yellow"/>
+        </w:rPr>
+        <w:t>e.deptno</w:t>
+      </w:r>
+      <w:proofErr w:type="spellEnd"/>
+      <w:r>
+        <w:rPr>
+          <w:rFonts w:ascii="Cambria" w:hAnsi="Cambria"/>
+          <w:i/>
+          <w:sz w:val="26"/>
+          <w:szCs w:val="26"/>
+          <w:highlight w:val="yellow"/>
+        </w:rPr>
+        <w:t>=</w:t>
+      </w:r>
+      <w:proofErr w:type="spellStart"/>
+      <w:r>
+        <w:rPr>
+          <w:rFonts w:ascii="Cambria" w:hAnsi="Cambria"/>
+          <w:i/>
+          <w:sz w:val="26"/>
+          <w:szCs w:val="26"/>
+          <w:highlight w:val="yellow"/>
+        </w:rPr>
+        <w:t>d.deptno</w:t>
+      </w:r>
+      <w:proofErr w:type="spellEnd"/>
+      <w:r>
+        <w:rPr>
+          <w:rFonts w:ascii="Cambria" w:hAnsi="Cambria"/>
+          <w:i/>
+          <w:sz w:val="26"/>
+          <w:szCs w:val="26"/>
+          <w:highlight w:val="yellow"/>
+        </w:rPr>
+        <w:t xml:space="preserve"> where (</w:t>
+      </w:r>
+      <w:proofErr w:type="spellStart"/>
+      <w:r>
+        <w:rPr>
+          <w:rFonts w:ascii="Cambria" w:hAnsi="Cambria"/>
+          <w:i/>
+          <w:sz w:val="26"/>
+          <w:szCs w:val="26"/>
+          <w:highlight w:val="yellow"/>
+        </w:rPr>
+        <w:t>e.sal</w:t>
+      </w:r>
+      <w:proofErr w:type="gramStart"/>
+      <w:r>
+        <w:rPr>
+          <w:rFonts w:ascii="Cambria" w:hAnsi="Cambria"/>
+          <w:i/>
+          <w:sz w:val="26"/>
+          <w:szCs w:val="26"/>
+          <w:highlight w:val="yellow"/>
+        </w:rPr>
+        <w:t>,e.comm</w:t>
+      </w:r>
+      <w:proofErr w:type="spellEnd"/>
+      <w:proofErr w:type="gramEnd"/>
+      <w:r>
+        <w:rPr>
+          <w:rFonts w:ascii="Cambria" w:hAnsi="Cambria"/>
+          <w:i/>
+          <w:sz w:val="26"/>
+          <w:szCs w:val="26"/>
+          <w:highlight w:val="yellow"/>
+        </w:rPr>
+        <w:t xml:space="preserve">) in (select </w:t>
+      </w:r>
+      <w:proofErr w:type="spellStart"/>
+      <w:r>
+        <w:rPr>
+          <w:rFonts w:ascii="Cambria" w:hAnsi="Cambria"/>
+          <w:i/>
+          <w:sz w:val="26"/>
+          <w:szCs w:val="26"/>
+          <w:highlight w:val="yellow"/>
+        </w:rPr>
+        <w:t>sal,comm</w:t>
+      </w:r>
+      <w:proofErr w:type="spellEnd"/>
+      <w:r>
+        <w:rPr>
+          <w:rFonts w:ascii="Cambria" w:hAnsi="Cambria"/>
+          <w:i/>
+          <w:sz w:val="26"/>
+          <w:szCs w:val="26"/>
+          <w:highlight w:val="yellow"/>
+        </w:rPr>
+        <w:t xml:space="preserve"> from </w:t>
+      </w:r>
+      <w:proofErr w:type="spellStart"/>
+      <w:r>
+        <w:rPr>
+          <w:rFonts w:ascii="Cambria" w:hAnsi="Cambria"/>
+          <w:i/>
+          <w:sz w:val="26"/>
+          <w:szCs w:val="26"/>
+          <w:highlight w:val="yellow"/>
+        </w:rPr>
+        <w:t>emp</w:t>
+      </w:r>
+      <w:proofErr w:type="spellEnd"/>
+      <w:r>
+        <w:rPr>
+          <w:rFonts w:ascii="Cambria" w:hAnsi="Cambria"/>
+          <w:i/>
+          <w:sz w:val="26"/>
+          <w:szCs w:val="26"/>
+          <w:highlight w:val="yellow"/>
+        </w:rPr>
+        <w:t xml:space="preserve"> e2 join </w:t>
+      </w:r>
+      <w:proofErr w:type="spellStart"/>
+      <w:r>
+        <w:rPr>
+          <w:rFonts w:ascii="Cambria" w:hAnsi="Cambria"/>
+          <w:i/>
+          <w:sz w:val="26"/>
+          <w:szCs w:val="26"/>
+          <w:highlight w:val="yellow"/>
+        </w:rPr>
+        <w:t>dept</w:t>
+      </w:r>
+      <w:proofErr w:type="spellEnd"/>
+      <w:r>
+        <w:rPr>
+          <w:rFonts w:ascii="Cambria" w:hAnsi="Cambria"/>
+          <w:i/>
+          <w:sz w:val="26"/>
+          <w:szCs w:val="26"/>
+          <w:highlight w:val="yellow"/>
+        </w:rPr>
+        <w:t xml:space="preserve"> d2 on e2.deptno=d2.deptno where d2.dname='</w:t>
+      </w:r>
+      <w:proofErr w:type="spellStart"/>
+      <w:r>
+        <w:rPr>
+          <w:rFonts w:ascii="Cambria" w:hAnsi="Cambria"/>
+          <w:i/>
+          <w:sz w:val="26"/>
+          <w:szCs w:val="26"/>
+          <w:highlight w:val="yellow"/>
+        </w:rPr>
+        <w:t>dallas</w:t>
+      </w:r>
+      <w:proofErr w:type="spellEnd"/>
+      <w:r>
+        <w:rPr>
+          <w:rFonts w:ascii="Cambria" w:hAnsi="Cambria"/>
+          <w:i/>
+          <w:sz w:val="26"/>
+          <w:szCs w:val="26"/>
+          <w:highlight w:val="yellow"/>
+        </w:rPr>
+        <w:t>');</w:t>
+      </w:r>
+    </w:p>
+    <w:p>
+      <w:pPr>
+        <w:ind w:left="405"/>
+        <w:rPr>
+          <w:rFonts w:ascii="Cambria" w:hAnsi="Cambria"/>
+          <w:i/>
+          <w:sz w:val="26"/>
+          <w:szCs w:val="26"/>
+        </w:rPr>
+      </w:pPr>
+    </w:p>
+    <w:p>
+      <w:pPr>
         <w:numPr>
           <w:ilvl w:val="0"/>
           <w:numId w:val="2"/>
@@ -390,6 +2285,302 @@
           <w:szCs w:val="26"/>
         </w:rPr>
         <w:t>List out the common jobs in Research and Accounting Departments in ascending order.</w:t>
+      </w:r>
+    </w:p>
+    <w:p>
+      <w:pPr>
+        <w:ind w:left="405"/>
+        <w:rPr>
+          <w:rFonts w:ascii="Cambria" w:hAnsi="Cambria"/>
+          <w:i/>
+          <w:sz w:val="26"/>
+          <w:szCs w:val="26"/>
+          <w:highlight w:val="yellow"/>
+        </w:rPr>
+      </w:pPr>
+      <w:bookmarkStart w:id="0" w:name="_GoBack"/>
+      <w:bookmarkEnd w:id="0"/>
+      <w:proofErr w:type="spellStart"/>
+      <w:r>
+        <w:rPr>
+          <w:rFonts w:ascii="Cambria" w:hAnsi="Cambria"/>
+          <w:i/>
+          <w:sz w:val="26"/>
+          <w:szCs w:val="26"/>
+          <w:highlight w:val="yellow"/>
+        </w:rPr>
+        <w:t>Anwer</w:t>
+      </w:r>
+      <w:proofErr w:type="spellEnd"/>
+      <w:r>
+        <w:rPr>
+          <w:rFonts w:ascii="Cambria" w:hAnsi="Cambria"/>
+          <w:i/>
+          <w:sz w:val="26"/>
+          <w:szCs w:val="26"/>
+          <w:highlight w:val="yellow"/>
+        </w:rPr>
+        <w:t>:</w:t>
+      </w:r>
+      <w:r>
+        <w:rPr>
+          <w:highlight w:val="yellow"/>
+        </w:rPr>
+        <w:t xml:space="preserve"> </w:t>
+      </w:r>
+      <w:r>
+        <w:rPr>
+          <w:rFonts w:ascii="Cambria" w:hAnsi="Cambria"/>
+          <w:i/>
+          <w:sz w:val="26"/>
+          <w:szCs w:val="26"/>
+          <w:highlight w:val="yellow"/>
+        </w:rPr>
+        <w:t xml:space="preserve"> select distinct </w:t>
+      </w:r>
+      <w:proofErr w:type="spellStart"/>
+      <w:r>
+        <w:rPr>
+          <w:rFonts w:ascii="Cambria" w:hAnsi="Cambria"/>
+          <w:i/>
+          <w:sz w:val="26"/>
+          <w:szCs w:val="26"/>
+          <w:highlight w:val="yellow"/>
+        </w:rPr>
+        <w:t>e.job</w:t>
+      </w:r>
+      <w:proofErr w:type="spellEnd"/>
+      <w:r>
+        <w:rPr>
+          <w:rFonts w:ascii="Cambria" w:hAnsi="Cambria"/>
+          <w:i/>
+          <w:sz w:val="26"/>
+          <w:szCs w:val="26"/>
+          <w:highlight w:val="yellow"/>
+        </w:rPr>
+        <w:t xml:space="preserve"> from </w:t>
+      </w:r>
+      <w:proofErr w:type="spellStart"/>
+      <w:proofErr w:type="gramStart"/>
+      <w:r>
+        <w:rPr>
+          <w:rFonts w:ascii="Cambria" w:hAnsi="Cambria"/>
+          <w:i/>
+          <w:sz w:val="26"/>
+          <w:szCs w:val="26"/>
+          <w:highlight w:val="yellow"/>
+        </w:rPr>
+        <w:t>emp</w:t>
+      </w:r>
+      <w:proofErr w:type="spellEnd"/>
+      <w:proofErr w:type="gramEnd"/>
+      <w:r>
+        <w:rPr>
+          <w:rFonts w:ascii="Cambria" w:hAnsi="Cambria"/>
+          <w:i/>
+          <w:sz w:val="26"/>
+          <w:szCs w:val="26"/>
+          <w:highlight w:val="yellow"/>
+        </w:rPr>
+        <w:t xml:space="preserve"> e join </w:t>
+      </w:r>
+      <w:proofErr w:type="spellStart"/>
+      <w:r>
+        <w:rPr>
+          <w:rFonts w:ascii="Cambria" w:hAnsi="Cambria"/>
+          <w:i/>
+          <w:sz w:val="26"/>
+          <w:szCs w:val="26"/>
+          <w:highlight w:val="yellow"/>
+        </w:rPr>
+        <w:t>dept</w:t>
+      </w:r>
+      <w:proofErr w:type="spellEnd"/>
+      <w:r>
+        <w:rPr>
+          <w:rFonts w:ascii="Cambria" w:hAnsi="Cambria"/>
+          <w:i/>
+          <w:sz w:val="26"/>
+          <w:szCs w:val="26"/>
+          <w:highlight w:val="yellow"/>
+        </w:rPr>
+        <w:t xml:space="preserve"> d on </w:t>
+      </w:r>
+      <w:proofErr w:type="spellStart"/>
+      <w:r>
+        <w:rPr>
+          <w:rFonts w:ascii="Cambria" w:hAnsi="Cambria"/>
+          <w:i/>
+          <w:sz w:val="26"/>
+          <w:szCs w:val="26"/>
+          <w:highlight w:val="yellow"/>
+        </w:rPr>
+        <w:t>e.deptno</w:t>
+      </w:r>
+      <w:proofErr w:type="spellEnd"/>
+      <w:r>
+        <w:rPr>
+          <w:rFonts w:ascii="Cambria" w:hAnsi="Cambria"/>
+          <w:i/>
+          <w:sz w:val="26"/>
+          <w:szCs w:val="26"/>
+          <w:highlight w:val="yellow"/>
+        </w:rPr>
+        <w:t>=</w:t>
+      </w:r>
+      <w:proofErr w:type="spellStart"/>
+      <w:r>
+        <w:rPr>
+          <w:rFonts w:ascii="Cambria" w:hAnsi="Cambria"/>
+          <w:i/>
+          <w:sz w:val="26"/>
+          <w:szCs w:val="26"/>
+          <w:highlight w:val="yellow"/>
+        </w:rPr>
+        <w:t>d.deptno</w:t>
+      </w:r>
+      <w:proofErr w:type="spellEnd"/>
+      <w:r>
+        <w:rPr>
+          <w:rFonts w:ascii="Cambria" w:hAnsi="Cambria"/>
+          <w:i/>
+          <w:sz w:val="26"/>
+          <w:szCs w:val="26"/>
+          <w:highlight w:val="yellow"/>
+        </w:rPr>
+        <w:t xml:space="preserve"> where </w:t>
+      </w:r>
+      <w:proofErr w:type="spellStart"/>
+      <w:r>
+        <w:rPr>
+          <w:rFonts w:ascii="Cambria" w:hAnsi="Cambria"/>
+          <w:i/>
+          <w:sz w:val="26"/>
+          <w:szCs w:val="26"/>
+          <w:highlight w:val="yellow"/>
+        </w:rPr>
+        <w:t>d.dname</w:t>
+      </w:r>
+      <w:proofErr w:type="spellEnd"/>
+      <w:r>
+        <w:rPr>
+          <w:rFonts w:ascii="Cambria" w:hAnsi="Cambria"/>
+          <w:i/>
+          <w:sz w:val="26"/>
+          <w:szCs w:val="26"/>
+          <w:highlight w:val="yellow"/>
+        </w:rPr>
+        <w:t xml:space="preserve">='research' and </w:t>
+      </w:r>
+      <w:proofErr w:type="spellStart"/>
+      <w:r>
+        <w:rPr>
+          <w:rFonts w:ascii="Cambria" w:hAnsi="Cambria"/>
+          <w:i/>
+          <w:sz w:val="26"/>
+          <w:szCs w:val="26"/>
+          <w:highlight w:val="yellow"/>
+        </w:rPr>
+        <w:t>e.job</w:t>
+      </w:r>
+      <w:proofErr w:type="spellEnd"/>
+      <w:r>
+        <w:rPr>
+          <w:rFonts w:ascii="Cambria" w:hAnsi="Cambria"/>
+          <w:i/>
+          <w:sz w:val="26"/>
+          <w:szCs w:val="26"/>
+          <w:highlight w:val="yellow"/>
+        </w:rPr>
+        <w:t xml:space="preserve"> in (select job from </w:t>
+      </w:r>
+      <w:proofErr w:type="spellStart"/>
+      <w:r>
+        <w:rPr>
+          <w:rFonts w:ascii="Cambria" w:hAnsi="Cambria"/>
+          <w:i/>
+          <w:sz w:val="26"/>
+          <w:szCs w:val="26"/>
+          <w:highlight w:val="yellow"/>
+        </w:rPr>
+        <w:t>emp</w:t>
+      </w:r>
+      <w:proofErr w:type="spellEnd"/>
+      <w:r>
+        <w:rPr>
+          <w:rFonts w:ascii="Cambria" w:hAnsi="Cambria"/>
+          <w:i/>
+          <w:sz w:val="26"/>
+          <w:szCs w:val="26"/>
+          <w:highlight w:val="yellow"/>
+        </w:rPr>
+        <w:t xml:space="preserve"> e2 join </w:t>
+      </w:r>
+      <w:proofErr w:type="spellStart"/>
+      <w:r>
+        <w:rPr>
+          <w:rFonts w:ascii="Cambria" w:hAnsi="Cambria"/>
+          <w:i/>
+          <w:sz w:val="26"/>
+          <w:szCs w:val="26"/>
+          <w:highlight w:val="yellow"/>
+        </w:rPr>
+        <w:t>dept</w:t>
+      </w:r>
+      <w:proofErr w:type="spellEnd"/>
+      <w:r>
+        <w:rPr>
+          <w:rFonts w:ascii="Cambria" w:hAnsi="Cambria"/>
+          <w:i/>
+          <w:sz w:val="26"/>
+          <w:szCs w:val="26"/>
+          <w:highlight w:val="yellow"/>
+        </w:rPr>
+        <w:t xml:space="preserve"> d2 on e2.deptno=d2.deptno where d2.dname='accounting') order by </w:t>
+      </w:r>
+      <w:proofErr w:type="spellStart"/>
+      <w:r>
+        <w:rPr>
+          <w:rFonts w:ascii="Cambria" w:hAnsi="Cambria"/>
+          <w:i/>
+          <w:sz w:val="26"/>
+          <w:szCs w:val="26"/>
+          <w:highlight w:val="yellow"/>
+        </w:rPr>
+        <w:t>e.job</w:t>
+      </w:r>
+      <w:proofErr w:type="spellEnd"/>
+      <w:r>
+        <w:rPr>
+          <w:rFonts w:ascii="Cambria" w:hAnsi="Cambria"/>
+          <w:i/>
+          <w:sz w:val="26"/>
+          <w:szCs w:val="26"/>
+          <w:highlight w:val="yellow"/>
+        </w:rPr>
+        <w:t xml:space="preserve"> </w:t>
+      </w:r>
+      <w:proofErr w:type="spellStart"/>
+      <w:r>
+        <w:rPr>
+          <w:rFonts w:ascii="Cambria" w:hAnsi="Cambria"/>
+          <w:i/>
+          <w:sz w:val="26"/>
+          <w:szCs w:val="26"/>
+          <w:highlight w:val="yellow"/>
+        </w:rPr>
+        <w:t>asc</w:t>
+      </w:r>
+      <w:proofErr w:type="spellEnd"/>
+      <w:r>
+        <w:rPr>
+          <w:rFonts w:ascii="Cambria" w:hAnsi="Cambria"/>
+          <w:i/>
+          <w:sz w:val="26"/>
+          <w:szCs w:val="26"/>
+          <w:highlight w:val="yellow"/>
+        </w:rPr>
+        <w:t>;</w:t>
       </w:r>
     </w:p>
     <w:p>
@@ -1400,9 +3591,8 @@
     <w:panose1 w:val="020B0604030504040204"/>
     <w:charset w:val="00"/>
     <w:family w:val="swiss"/>
-    <w:notTrueType/>
     <w:pitch w:val="variable"/>
-    <w:sig w:usb0="00000003" w:usb1="00000000" w:usb2="00000000" w:usb3="00000000" w:csb0="00000001" w:csb1="00000000"/>
+    <w:sig w:usb0="E1002EFF" w:usb1="C000605B" w:usb2="00000029" w:usb3="00000000" w:csb0="000101FF" w:csb1="00000000"/>
   </w:font>
   <w:font w:name="Cambria">
     <w:panose1 w:val="02040503050406030204"/>
@@ -1425,6 +3615,7 @@
   </w:compat>
   <w:rsids>
     <w:rsidRoot w:val="00F73A3C"/>
+    <w:rsid w:val="00593A42"/>
     <w:rsid w:val="0064524B"/>
     <w:rsid w:val="00933AE2"/>
     <w:rsid w:val="00D03D13"/>
